--- a/Procedure/Procedura_Aspirazione_Vuoto_Festo.docx
+++ b/Procedure/Procedura_Aspirazione_Vuoto_Festo.docx
@@ -2400,6 +2400,7 @@
     <w:p>
       <w:pPr>
         <w:keepNext/>
+        <w:spacing w:before="240"/>
         <w:jc w:val="center"/>
       </w:pPr>
       <w:r>
